--- a/svoyo-delo/대본/3부/3부_Prodazhi_1-15화_통합본.docx
+++ b/svoyo-delo/대본/3부/3부_Prodazhi_1-15화_통합본.docx
@@ -57569,7 +57569,7 @@
           <w:bCs/>
           <w:b/>
         </w:rPr>
-        <w:t xml:space="preserve">팀 19명(영업 6: 디마·키릴·매니저 4 / 센터 코디 2 / 합병증 상담선 간호사 2 / 등록 폴리나(9월~) / 회계 타마라·제냐 / 창고 2 / 사무실 1 / 창업자 3) + 20번째 니콜라이(마지막 월요일 28번)</w:t>
+        <w:t xml:space="preserve">팀 19명(영업 6: 디마·키릴·매니저 4 / 센터 코디 2 / 합병증 상담선 간호사 2 / 등록 폴리나(9월~) / 회계 스베타·제냐 / 창고 2 / 사무실 1 / 창업자 3) + 20번째 니콜라이(마지막 월요일 28번)</w:t>
       </w:r>
       <w:r>
         <w:t xml:space="preserve"> </w:t>
@@ -57851,7 +57851,7 @@
         <w:t xml:space="preserve"> </w:t>
       </w:r>
       <w:r>
-        <w:t xml:space="preserve">· 케이크는 이리나 사비(영수증 타마라) · 「현금」 탭 첫 무적자(3월까지 검정) — 이리나</w:t>
+        <w:t xml:space="preserve">· 케이크는 이리나 사비(영수증 스베타) · 「현금」 탭 첫 무적자(3월까지 검정) — 이리나</w:t>
       </w:r>
       <w:r>
         <w:t xml:space="preserve"> </w:t>
@@ -58397,7 +58397,7 @@
         <w:pStyle w:val="BodyText"/>
       </w:pPr>
       <w:r>
-        <w:t xml:space="preserve">IRINA: Бухгалтерия — Тамара и Женя. Склад — двое. Офис-менеджер — одна.</w:t>
+        <w:t xml:space="preserve">IRINA: Бухгалтерия — Света и Женя. Склад — двое. Офис-менеджер — одна.</w:t>
       </w:r>
     </w:p>
     <w:p>
@@ -58775,7 +58775,7 @@
         <w:pStyle w:val="BodyText"/>
       </w:pPr>
       <w:r>
-        <w:t xml:space="preserve">IRINA: Торт — за мой счёт. Чек в бухгалтерии. Тамара уже провела.</w:t>
+        <w:t xml:space="preserve">IRINA: Торт — за мой счёт. Чек в бухгалтерии. Света уже провела.</w:t>
       </w:r>
     </w:p>
     <w:bookmarkEnd w:id="285"/>
@@ -61157,7 +61157,7 @@
         <w:pStyle w:val="BodyText"/>
       </w:pPr>
       <w:r>
-        <w:t xml:space="preserve">이리나: 회계 — 타마라와 제냐. 창고 — 둘. 사무실 관리 — 한 명.</w:t>
+        <w:t xml:space="preserve">이리나: 회계 — 스베타와 제냐. 창고 — 둘. 사무실 관리 — 한 명.</w:t>
       </w:r>
     </w:p>
     <w:p>
@@ -61535,7 +61535,7 @@
         <w:pStyle w:val="BodyText"/>
       </w:pPr>
       <w:r>
-        <w:t xml:space="preserve">이리나: 케이크는 제 돈이에요. 영수증은 회계에. 타마라가 벌써 처리했어요.</w:t>
+        <w:t xml:space="preserve">이리나: 케이크는 제 돈이에요. 영수증은 회계에. 스베타가 벌써 처리했어요.</w:t>
       </w:r>
     </w:p>
     <w:bookmarkEnd w:id="297"/>
